--- a/WordReports/Login_to_Swag_Labs.docx
+++ b/WordReports/Login_to_Swag_Labs.docx
@@ -9,7 +9,7 @@
         </w:rPr>
         <w:t>Step : When I Enter Username and Password</w:t>
         <w:br/>
-        <w:t>Time : 2026-03-15 22:27:52</w:t>
+        <w:t>Time : 2026-03-16 08:06:43</w:t>
         <w:br/>
         <w:br/>
         <w:drawing>
@@ -56,7 +56,7 @@
         </w:rPr>
         <w:t>Step : And I click on login button</w:t>
         <w:br/>
-        <w:t>Time : 2026-03-15 22:27:54</w:t>
+        <w:t>Time : 2026-03-16 08:06:45</w:t>
         <w:br/>
         <w:br/>
         <w:drawing>
@@ -103,7 +103,7 @@
         </w:rPr>
         <w:t>Step : I verify SwagLabs home page</w:t>
         <w:br/>
-        <w:t>Time : 2026-03-15 22:27:55</w:t>
+        <w:t>Time : 2026-03-16 08:06:45</w:t>
         <w:br/>
         <w:br/>
         <w:drawing>
